--- a/examples/user-guide/dist/user-guide.docx
+++ b/examples/user-guide/dist/user-guide.docx
@@ -26,7 +26,7 @@
           <w:rPr>
             <w:rStyle w:val="Hyperlink"/>
           </w:rPr>
-          <w:t xml:space="preserve">Setpu</w:t>
+          <w:t xml:space="preserve">Setup</w:t>
         </w:r>
       </w:hyperlink>
       <w:r>

--- a/examples/user-guide/dist/user-guide.docx
+++ b/examples/user-guide/dist/user-guide.docx
@@ -14,33 +14,65 @@
     </w:p>
     <w:p>
       <w:r>
+        <w:rPr>
+          <w:b w:val="false"/>
+          <w:bCs w:val="false"/>
+          <w:i w:val="false"/>
+          <w:iCs w:val="false"/>
+        </w:rPr>
         <w:t xml:space="preserve">md-publisher turns a folder of mdpub files into DOCX, PDF, Web, and EPUB output from one command. This guide walks through installing the CLI, building your first Publication, and where to go next.</w:t>
       </w:r>
     </w:p>
     <w:p>
       <w:r>
+        <w:rPr>
+          <w:b w:val="false"/>
+          <w:bCs w:val="false"/>
+          <w:i w:val="false"/>
+          <w:iCs w:val="false"/>
+        </w:rPr>
         <w:t xml:space="preserve">See </w:t>
       </w:r>
       <w:hyperlink w:history="1" w:anchor="setup">
         <w:r>
           <w:rPr>
             <w:rStyle w:val="Hyperlink"/>
+            <w:b w:val="false"/>
+            <w:bCs w:val="false"/>
+            <w:i w:val="false"/>
+            <w:iCs w:val="false"/>
           </w:rPr>
           <w:t xml:space="preserve">Setup</w:t>
         </w:r>
       </w:hyperlink>
       <w:r>
+        <w:rPr>
+          <w:b w:val="false"/>
+          <w:bCs w:val="false"/>
+          <w:i w:val="false"/>
+          <w:iCs w:val="false"/>
+        </w:rPr>
         <w:t xml:space="preserve"> to install the CLI, or jump straight to </w:t>
       </w:r>
       <w:hyperlink w:history="1" w:anchor="advanced-topics">
         <w:r>
           <w:rPr>
             <w:rStyle w:val="Hyperlink"/>
+            <w:b w:val="false"/>
+            <w:bCs w:val="false"/>
+            <w:i w:val="false"/>
+            <w:iCs w:val="false"/>
           </w:rPr>
           <w:t xml:space="preserve">Advanced Topics</w:t>
         </w:r>
       </w:hyperlink>
       <w:r>
+        <w:rPr>
+          <w:b w:val="false"/>
+          <w:bCs w:val="false"/>
+          <w:i w:val="false"/>
+          <w:iCs w:val="false"/>
+        </w:rPr>
         <w:t xml:space="preserve"> if you already have it running.</w:t>
       </w:r>
     </w:p>
@@ -61,38 +93,76 @@
     </w:p>
     <w:p>
       <w:r>
+        <w:rPr>
+          <w:b w:val="false"/>
+          <w:bCs w:val="false"/>
+          <w:i w:val="false"/>
+          <w:iCs w:val="false"/>
+        </w:rPr>
         <w:t xml:space="preserve">Install md-publisher-cli globally with npm, then create a Publication: a directory of mdpub files, numbered so their filenames sort into the chapter order you want.</w:t>
       </w:r>
     </w:p>
     <w:p>
       <w:r>
+        <w:rPr>
+          <w:b w:val="false"/>
+          <w:bCs w:val="false"/>
+          <w:i w:val="false"/>
+          <w:iCs w:val="false"/>
+        </w:rPr>
         <w:t xml:space="preserve">Run the generate command against that directory, naming the Build Targets you want. Output is written to a dist folder next to where you ran the command.</w:t>
       </w:r>
     </w:p>
     <w:p>
       <w:r>
+        <w:rPr>
+          <w:b w:val="false"/>
+          <w:bCs w:val="false"/>
+          <w:i w:val="false"/>
+          <w:iCs w:val="false"/>
+        </w:rPr>
         <w:t xml:space="preserve">See </w:t>
       </w:r>
       <w:hyperlink w:history="1" w:anchor="introduction">
         <w:r>
           <w:rPr>
             <w:rStyle w:val="Hyperlink"/>
+            <w:b w:val="false"/>
+            <w:bCs w:val="false"/>
+            <w:i w:val="false"/>
+            <w:iCs w:val="false"/>
           </w:rPr>
           <w:t xml:space="preserve">Introduction</w:t>
         </w:r>
       </w:hyperlink>
       <w:r>
+        <w:rPr>
+          <w:b w:val="false"/>
+          <w:bCs w:val="false"/>
+          <w:i w:val="false"/>
+          <w:iCs w:val="false"/>
+        </w:rPr>
         <w:t xml:space="preserve"> for the big picture, or continue to </w:t>
       </w:r>
       <w:hyperlink w:history="1" w:anchor="advanced-topics">
         <w:r>
           <w:rPr>
             <w:rStyle w:val="Hyperlink"/>
+            <w:b w:val="false"/>
+            <w:bCs w:val="false"/>
+            <w:i w:val="false"/>
+            <w:iCs w:val="false"/>
           </w:rPr>
           <w:t xml:space="preserve">Advanced Topics</w:t>
         </w:r>
       </w:hyperlink>
       <w:r>
+        <w:rPr>
+          <w:b w:val="false"/>
+          <w:bCs w:val="false"/>
+          <w:i w:val="false"/>
+          <w:iCs w:val="false"/>
+        </w:rPr>
         <w:t xml:space="preserve">.</w:t>
       </w:r>
     </w:p>
@@ -123,17 +193,33 @@
     </w:p>
     <w:p>
       <w:r>
+        <w:rPr>
+          <w:b w:val="false"/>
+          <w:bCs w:val="false"/>
+          <w:i w:val="false"/>
+          <w:iCs w:val="false"/>
+        </w:rPr>
         <w:t xml:space="preserve">A link like this one pointing at </w:t>
       </w:r>
       <w:hyperlink w:history="1" w:anchor="setup">
         <w:r>
           <w:rPr>
             <w:rStyle w:val="Hyperlink"/>
+            <w:b w:val="false"/>
+            <w:bCs w:val="false"/>
+            <w:i w:val="false"/>
+            <w:iCs w:val="false"/>
           </w:rPr>
           <w:t xml:space="preserve">Setup</w:t>
         </w:r>
       </w:hyperlink>
       <w:r>
+        <w:rPr>
+          <w:b w:val="false"/>
+          <w:bCs w:val="false"/>
+          <w:i w:val="false"/>
+          <w:iCs w:val="false"/>
+        </w:rPr>
         <w:t xml:space="preserve"> only resolves if a heading named Setup exists somewhere in the Publication. If it does not, the build refuses to produce any output at all until the Structure Violation is fixed.</w:t>
       </w:r>
     </w:p>
@@ -149,22 +235,44 @@
     </w:p>
     <w:p>
       <w:r>
+        <w:rPr>
+          <w:b w:val="false"/>
+          <w:bCs w:val="false"/>
+          <w:i w:val="false"/>
+          <w:iCs w:val="false"/>
+        </w:rPr>
         <w:t xml:space="preserve">EPUB output needs exactly one chapter whose front matter marks it as the table-of-contents source, which is what the Introduction chapter does.</w:t>
       </w:r>
     </w:p>
     <w:p>
       <w:r>
+        <w:rPr>
+          <w:b w:val="false"/>
+          <w:bCs w:val="false"/>
+          <w:i w:val="false"/>
+          <w:iCs w:val="false"/>
+        </w:rPr>
         <w:t xml:space="preserve">See </w:t>
       </w:r>
       <w:hyperlink w:history="1" w:anchor="introduction">
         <w:r>
           <w:rPr>
             <w:rStyle w:val="Hyperlink"/>
+            <w:b w:val="false"/>
+            <w:bCs w:val="false"/>
+            <w:i w:val="false"/>
+            <w:iCs w:val="false"/>
           </w:rPr>
           <w:t xml:space="preserve">Introduction</w:t>
         </w:r>
       </w:hyperlink>
       <w:r>
+        <w:rPr>
+          <w:b w:val="false"/>
+          <w:bCs w:val="false"/>
+          <w:i w:val="false"/>
+          <w:iCs w:val="false"/>
+        </w:rPr>
         <w:t xml:space="preserve"> to start over from the beginning.</w:t>
       </w:r>
     </w:p>
@@ -335,6 +443,45 @@
       <w:lvlJc w:val="left"/>
       <w:pPr>
         <w:ind w:left="6480" w:hanging="360"/>
+      </w:pPr>
+    </w:lvl>
+  </w:abstractNum>
+  <w:abstractNum w:abstractNumId="2" w15:restartNumberingAfterBreak="0">
+    <w:multiLevelType w:val="hybridMultilevel"/>
+    <w:lvl w:ilvl="0" w:tentative="1">
+      <w:start w:val="1"/>
+      <w:numFmt w:val="decimal"/>
+      <w:lvlText w:val="%1."/>
+      <w:lvlJc w:val="left"/>
+      <w:pPr>
+        <w:ind w:left="720" w:hanging="360"/>
+      </w:pPr>
+    </w:lvl>
+    <w:lvl w:ilvl="1" w:tentative="1">
+      <w:start w:val="1"/>
+      <w:numFmt w:val="decimal"/>
+      <w:lvlText w:val="%2."/>
+      <w:lvlJc w:val="left"/>
+      <w:pPr>
+        <w:ind w:left="1440" w:hanging="360"/>
+      </w:pPr>
+    </w:lvl>
+    <w:lvl w:ilvl="2" w:tentative="1">
+      <w:start w:val="1"/>
+      <w:numFmt w:val="decimal"/>
+      <w:lvlText w:val="%3."/>
+      <w:lvlJc w:val="left"/>
+      <w:pPr>
+        <w:ind w:left="2160" w:hanging="360"/>
+      </w:pPr>
+    </w:lvl>
+    <w:lvl w:ilvl="3" w:tentative="1">
+      <w:start w:val="1"/>
+      <w:numFmt w:val="decimal"/>
+      <w:lvlText w:val="%4."/>
+      <w:lvlJc w:val="left"/>
+      <w:pPr>
+        <w:ind w:left="2880" w:hanging="360"/>
       </w:pPr>
     </w:lvl>
   </w:abstractNum>

--- a/examples/user-guide/dist/user-guide.docx
+++ b/examples/user-guide/dist/user-guide.docx
@@ -73,7 +73,28 @@
           <w:i w:val="false"/>
           <w:iCs w:val="false"/>
         </w:rPr>
-        <w:t xml:space="preserve"> if you already have it running.</w:t>
+        <w:t xml:space="preserve"> if you already have it running. For every construct md-publisher supports, with its syntax and rendered output side by side, see the </w:t>
+      </w:r>
+      <w:hyperlink w:history="1" w:anchor="syntax-reference">
+        <w:r>
+          <w:rPr>
+            <w:rStyle w:val="Hyperlink"/>
+            <w:b w:val="false"/>
+            <w:bCs w:val="false"/>
+            <w:i w:val="false"/>
+            <w:iCs w:val="false"/>
+          </w:rPr>
+          <w:t xml:space="preserve">Syntax Reference</w:t>
+        </w:r>
+      </w:hyperlink>
+      <w:r>
+        <w:rPr>
+          <w:b w:val="false"/>
+          <w:bCs w:val="false"/>
+          <w:i w:val="false"/>
+          <w:iCs w:val="false"/>
+        </w:rPr>
+        <w:t xml:space="preserve">.</w:t>
       </w:r>
     </w:p>
     <w:p>
@@ -252,7 +273,28 @@
           <w:i w:val="false"/>
           <w:iCs w:val="false"/>
         </w:rPr>
-        <w:t xml:space="preserve">See </w:t>
+        <w:t xml:space="preserve">See the </w:t>
+      </w:r>
+      <w:hyperlink w:history="1" w:anchor="syntax-reference">
+        <w:r>
+          <w:rPr>
+            <w:rStyle w:val="Hyperlink"/>
+            <w:b w:val="false"/>
+            <w:bCs w:val="false"/>
+            <w:i w:val="false"/>
+            <w:iCs w:val="false"/>
+          </w:rPr>
+          <w:t xml:space="preserve">Syntax Reference</w:t>
+        </w:r>
+      </w:hyperlink>
+      <w:r>
+        <w:rPr>
+          <w:b w:val="false"/>
+          <w:bCs w:val="false"/>
+          <w:i w:val="false"/>
+          <w:iCs w:val="false"/>
+        </w:rPr>
+        <w:t xml:space="preserve"> for every construct md-publisher supports, or </w:t>
       </w:r>
       <w:hyperlink w:history="1" w:anchor="introduction">
         <w:r>
@@ -274,6 +316,1419 @@
           <w:iCs w:val="false"/>
         </w:rPr>
         <w:t xml:space="preserve"> to start over from the beginning.</w:t>
+      </w:r>
+    </w:p>
+    <w:p>
+      <w:r>
+        <w:br w:type="page"/>
+      </w:r>
+    </w:p>
+    <w:p>
+      <w:pPr>
+        <w:pStyle w:val="Heading1"/>
+      </w:pPr>
+      <w:bookmarkStart w:name="syntax-reference" w:id="6"/>
+      <w:r>
+        <w:t xml:space="preserve">Syntax Reference</w:t>
+      </w:r>
+      <w:bookmarkEnd w:id="6"/>
+    </w:p>
+    <w:p>
+      <w:r>
+        <w:rPr>
+          <w:b w:val="false"/>
+          <w:bCs w:val="false"/>
+          <w:i w:val="false"/>
+          <w:iCs w:val="false"/>
+        </w:rPr>
+        <w:t xml:space="preserve">Every construct md-publisher understands, with its raw syntax shown as a code block followed by what it actually renders as. See </w:t>
+      </w:r>
+      <w:hyperlink w:history="1" w:anchor="setup">
+        <w:r>
+          <w:rPr>
+            <w:rStyle w:val="Hyperlink"/>
+            <w:b w:val="false"/>
+            <w:bCs w:val="false"/>
+            <w:i w:val="false"/>
+            <w:iCs w:val="false"/>
+          </w:rPr>
+          <w:t xml:space="preserve">Setup</w:t>
+        </w:r>
+      </w:hyperlink>
+      <w:r>
+        <w:rPr>
+          <w:b w:val="false"/>
+          <w:bCs w:val="false"/>
+          <w:i w:val="false"/>
+          <w:iCs w:val="false"/>
+        </w:rPr>
+        <w:t xml:space="preserve"> if you have not installed the CLI yet, or the </w:t>
+      </w:r>
+      <w:hyperlink w:history="1" r:id="rIdycmxw_0q9nsp7_qjx6bck">
+        <w:r>
+          <w:rPr>
+            <w:rStyle w:val="Hyperlink"/>
+            <w:b w:val="false"/>
+            <w:bCs w:val="false"/>
+            <w:i w:val="false"/>
+            <w:iCs w:val="false"/>
+          </w:rPr>
+          <w:t xml:space="preserve">project README</w:t>
+        </w:r>
+      </w:hyperlink>
+      <w:r>
+        <w:rPr>
+          <w:b w:val="false"/>
+          <w:bCs w:val="false"/>
+          <w:i w:val="false"/>
+          <w:iCs w:val="false"/>
+        </w:rPr>
+        <w:t xml:space="preserve"> for the exact scope (a practical CommonMark superset, not the full spec).</w:t>
+      </w:r>
+    </w:p>
+    <w:p>
+      <w:pPr>
+        <w:pStyle w:val="Heading2"/>
+      </w:pPr>
+      <w:bookmarkStart w:name="headings" w:id="7"/>
+      <w:r>
+        <w:t xml:space="preserve">Headings</w:t>
+      </w:r>
+      <w:bookmarkEnd w:id="7"/>
+    </w:p>
+    <w:p>
+      <w:r>
+        <w:rPr>
+          <w:b w:val="false"/>
+          <w:bCs w:val="false"/>
+          <w:i w:val="false"/>
+          <w:iCs w:val="false"/>
+        </w:rPr>
+        <w:t xml:space="preserve">Syntax:</w:t>
+      </w:r>
+    </w:p>
+    <w:p>
+      <w:pPr>
+        <w:shd w:fill="F2F2F2" w:val="clear"/>
+      </w:pPr>
+      <w:r>
+        <w:rPr>
+          <w:rFonts w:ascii="Consolas" w:cs="Consolas" w:eastAsia="Consolas" w:hAnsi="Consolas"/>
+          <w:sz w:val="20"/>
+          <w:szCs w:val="20"/>
+        </w:rPr>
+        <w:t xml:space="preserve"># Heading level 1</w:t>
+      </w:r>
+      <w:r>
+        <w:rPr>
+          <w:rFonts w:ascii="Consolas" w:cs="Consolas" w:eastAsia="Consolas" w:hAnsi="Consolas"/>
+        </w:rPr>
+        <w:br/>
+        <w:t xml:space="preserve"/>
+      </w:r>
+      <w:r>
+        <w:rPr>
+          <w:rFonts w:ascii="Consolas" w:cs="Consolas" w:eastAsia="Consolas" w:hAnsi="Consolas"/>
+          <w:sz w:val="20"/>
+          <w:szCs w:val="20"/>
+        </w:rPr>
+        <w:t xml:space="preserve">## Heading level 2</w:t>
+      </w:r>
+      <w:r>
+        <w:rPr>
+          <w:rFonts w:ascii="Consolas" w:cs="Consolas" w:eastAsia="Consolas" w:hAnsi="Consolas"/>
+        </w:rPr>
+        <w:br/>
+        <w:t xml:space="preserve"/>
+      </w:r>
+      <w:r>
+        <w:rPr>
+          <w:rFonts w:ascii="Consolas" w:cs="Consolas" w:eastAsia="Consolas" w:hAnsi="Consolas"/>
+          <w:sz w:val="20"/>
+          <w:szCs w:val="20"/>
+        </w:rPr>
+        <w:t xml:space="preserve">###### Heading level 6 (the deepest level supported)</w:t>
+      </w:r>
+    </w:p>
+    <w:p>
+      <w:r>
+        <w:rPr>
+          <w:b w:val="false"/>
+          <w:bCs w:val="false"/>
+          <w:i w:val="false"/>
+          <w:iCs w:val="false"/>
+        </w:rPr>
+        <w:t xml:space="preserve">Every heading in this Publication (including this one) is a live example — headings are not inline-parsed, so emphasis or links inside heading text are not supported.</w:t>
+      </w:r>
+    </w:p>
+    <w:p>
+      <w:pPr>
+        <w:pStyle w:val="Heading2"/>
+      </w:pPr>
+      <w:bookmarkStart w:name="paragraphs-and-line-breaks" w:id="8"/>
+      <w:r>
+        <w:t xml:space="preserve">Paragraphs and Line Breaks</w:t>
+      </w:r>
+      <w:bookmarkEnd w:id="8"/>
+    </w:p>
+    <w:p>
+      <w:r>
+        <w:rPr>
+          <w:b w:val="false"/>
+          <w:bCs w:val="false"/>
+          <w:i w:val="false"/>
+          <w:iCs w:val="false"/>
+        </w:rPr>
+        <w:t xml:space="preserve">Syntax:</w:t>
+      </w:r>
+    </w:p>
+    <w:p>
+      <w:pPr>
+        <w:shd w:fill="F2F2F2" w:val="clear"/>
+      </w:pPr>
+      <w:r>
+        <w:rPr>
+          <w:rFonts w:ascii="Consolas" w:cs="Consolas" w:eastAsia="Consolas" w:hAnsi="Consolas"/>
+          <w:sz w:val="20"/>
+          <w:szCs w:val="20"/>
+        </w:rPr>
+        <w:t xml:space="preserve">A paragraph is one or more lines with no blank line between them.</w:t>
+      </w:r>
+      <w:r>
+        <w:rPr>
+          <w:rFonts w:ascii="Consolas" w:cs="Consolas" w:eastAsia="Consolas" w:hAnsi="Consolas"/>
+        </w:rPr>
+        <w:br/>
+        <w:t xml:space="preserve"/>
+      </w:r>
+      <w:r>
+        <w:rPr>
+          <w:rFonts w:ascii="Consolas" w:cs="Consolas" w:eastAsia="Consolas" w:hAnsi="Consolas"/>
+          <w:sz w:val="20"/>
+          <w:szCs w:val="20"/>
+        </w:rPr>
+        <w:t xml:space="preserve">A soft-wrapped second line like this one joins the first with a single space.</w:t>
+      </w:r>
+      <w:r>
+        <w:rPr>
+          <w:rFonts w:ascii="Consolas" w:cs="Consolas" w:eastAsia="Consolas" w:hAnsi="Consolas"/>
+        </w:rPr>
+        <w:br/>
+        <w:t xml:space="preserve"/>
+      </w:r>
+      <w:r>
+        <w:rPr>
+          <w:rFonts w:ascii="Consolas" w:cs="Consolas" w:eastAsia="Consolas" w:hAnsi="Consolas"/>
+          <w:sz w:val="20"/>
+          <w:szCs w:val="20"/>
+        </w:rPr>
+        <w:t xml:space="preserve"/>
+      </w:r>
+      <w:r>
+        <w:rPr>
+          <w:rFonts w:ascii="Consolas" w:cs="Consolas" w:eastAsia="Consolas" w:hAnsi="Consolas"/>
+        </w:rPr>
+        <w:br/>
+        <w:t xml:space="preserve"/>
+      </w:r>
+      <w:r>
+        <w:rPr>
+          <w:rFonts w:ascii="Consolas" w:cs="Consolas" w:eastAsia="Consolas" w:hAnsi="Consolas"/>
+          <w:sz w:val="20"/>
+          <w:szCs w:val="20"/>
+        </w:rPr>
+        <w:t xml:space="preserve">A blank line starts a new paragraph.</w:t>
+      </w:r>
+      <w:r>
+        <w:rPr>
+          <w:rFonts w:ascii="Consolas" w:cs="Consolas" w:eastAsia="Consolas" w:hAnsi="Consolas"/>
+        </w:rPr>
+        <w:br/>
+        <w:t xml:space="preserve"/>
+      </w:r>
+      <w:r>
+        <w:rPr>
+          <w:rFonts w:ascii="Consolas" w:cs="Consolas" w:eastAsia="Consolas" w:hAnsi="Consolas"/>
+          <w:sz w:val="20"/>
+          <w:szCs w:val="20"/>
+        </w:rPr>
+        <w:t xml:space="preserve"/>
+      </w:r>
+      <w:r>
+        <w:rPr>
+          <w:rFonts w:ascii="Consolas" w:cs="Consolas" w:eastAsia="Consolas" w:hAnsi="Consolas"/>
+        </w:rPr>
+        <w:br/>
+        <w:t xml:space="preserve"/>
+      </w:r>
+      <w:r>
+        <w:rPr>
+          <w:rFonts w:ascii="Consolas" w:cs="Consolas" w:eastAsia="Consolas" w:hAnsi="Consolas"/>
+          <w:sz w:val="20"/>
+          <w:szCs w:val="20"/>
+        </w:rPr>
+        <w:t xml:space="preserve">End a line with a trailing backslash\</w:t>
+      </w:r>
+      <w:r>
+        <w:rPr>
+          <w:rFonts w:ascii="Consolas" w:cs="Consolas" w:eastAsia="Consolas" w:hAnsi="Consolas"/>
+        </w:rPr>
+        <w:br/>
+        <w:t xml:space="preserve"/>
+      </w:r>
+      <w:r>
+        <w:rPr>
+          <w:rFonts w:ascii="Consolas" w:cs="Consolas" w:eastAsia="Consolas" w:hAnsi="Consolas"/>
+          <w:sz w:val="20"/>
+          <w:szCs w:val="20"/>
+        </w:rPr>
+        <w:t xml:space="preserve">or two or more trailing spaces to force a hard line break within one paragraph.</w:t>
+      </w:r>
+    </w:p>
+    <w:p>
+      <w:r>
+        <w:rPr>
+          <w:b w:val="false"/>
+          <w:bCs w:val="false"/>
+          <w:i w:val="false"/>
+          <w:iCs w:val="false"/>
+        </w:rPr>
+        <w:t xml:space="preserve">Output: this sentence is deliberately wrapped onto a second source line with no blank line in between, and renders as one paragraph joined by a space, not two.</w:t>
+      </w:r>
+    </w:p>
+    <w:p>
+      <w:r>
+        <w:rPr>
+          <w:b w:val="false"/>
+          <w:bCs w:val="false"/>
+          <w:i w:val="false"/>
+          <w:iCs w:val="false"/>
+        </w:rPr>
+        <w:t xml:space="preserve">This is a new paragraph, started only because a blank line came before it.</w:t>
+      </w:r>
+    </w:p>
+    <w:p>
+      <w:r>
+        <w:rPr>
+          <w:b w:val="false"/>
+          <w:bCs w:val="false"/>
+          <w:i w:val="false"/>
+          <w:iCs w:val="false"/>
+        </w:rPr>
+        <w:t xml:space="preserve">This line ends with a trailing backslash</w:t>
+      </w:r>
+      <w:r>
+        <w:br/>
+        <w:t xml:space="preserve"/>
+      </w:r>
+      <w:r>
+        <w:rPr>
+          <w:b w:val="false"/>
+          <w:bCs w:val="false"/>
+          <w:i w:val="false"/>
+          <w:iCs w:val="false"/>
+        </w:rPr>
+        <w:t xml:space="preserve">so the text after it starts on its own line, within the same paragraph as the line above.</w:t>
+      </w:r>
+    </w:p>
+    <w:p>
+      <w:pPr>
+        <w:pStyle w:val="Heading2"/>
+      </w:pPr>
+      <w:bookmarkStart w:name="emphasis-and-strong" w:id="9"/>
+      <w:r>
+        <w:t xml:space="preserve">Emphasis and Strong</w:t>
+      </w:r>
+      <w:bookmarkEnd w:id="9"/>
+    </w:p>
+    <w:p>
+      <w:r>
+        <w:rPr>
+          <w:b w:val="false"/>
+          <w:bCs w:val="false"/>
+          <w:i w:val="false"/>
+          <w:iCs w:val="false"/>
+        </w:rPr>
+        <w:t xml:space="preserve">Syntax:</w:t>
+      </w:r>
+    </w:p>
+    <w:p>
+      <w:pPr>
+        <w:shd w:fill="F2F2F2" w:val="clear"/>
+      </w:pPr>
+      <w:r>
+        <w:rPr>
+          <w:rFonts w:ascii="Consolas" w:cs="Consolas" w:eastAsia="Consolas" w:hAnsi="Consolas"/>
+          <w:sz w:val="20"/>
+          <w:szCs w:val="20"/>
+        </w:rPr>
+        <w:t xml:space="preserve">*emphasis* or _emphasis_</w:t>
+      </w:r>
+      <w:r>
+        <w:rPr>
+          <w:rFonts w:ascii="Consolas" w:cs="Consolas" w:eastAsia="Consolas" w:hAnsi="Consolas"/>
+        </w:rPr>
+        <w:br/>
+        <w:t xml:space="preserve"/>
+      </w:r>
+      <w:r>
+        <w:rPr>
+          <w:rFonts w:ascii="Consolas" w:cs="Consolas" w:eastAsia="Consolas" w:hAnsi="Consolas"/>
+          <w:sz w:val="20"/>
+          <w:szCs w:val="20"/>
+        </w:rPr>
+        <w:t xml:space="preserve">**strong** or __strong__</w:t>
+      </w:r>
+    </w:p>
+    <w:p>
+      <w:r>
+        <w:rPr>
+          <w:b w:val="false"/>
+          <w:bCs w:val="false"/>
+          <w:i w:val="false"/>
+          <w:iCs w:val="false"/>
+        </w:rPr>
+        <w:t xml:space="preserve">Output: </w:t>
+      </w:r>
+      <w:r>
+        <w:rPr>
+          <w:b w:val="false"/>
+          <w:bCs w:val="false"/>
+          <w:i/>
+          <w:iCs/>
+        </w:rPr>
+        <w:t xml:space="preserve">emphasis</w:t>
+      </w:r>
+      <w:r>
+        <w:rPr>
+          <w:b w:val="false"/>
+          <w:bCs w:val="false"/>
+          <w:i w:val="false"/>
+          <w:iCs w:val="false"/>
+        </w:rPr>
+        <w:t xml:space="preserve">, </w:t>
+      </w:r>
+      <w:r>
+        <w:rPr>
+          <w:b w:val="false"/>
+          <w:bCs w:val="false"/>
+          <w:i/>
+          <w:iCs/>
+        </w:rPr>
+        <w:t xml:space="preserve">emphasis</w:t>
+      </w:r>
+      <w:r>
+        <w:rPr>
+          <w:b w:val="false"/>
+          <w:bCs w:val="false"/>
+          <w:i w:val="false"/>
+          <w:iCs w:val="false"/>
+        </w:rPr>
+        <w:t xml:space="preserve"> (the same thing, two spellings), </w:t>
+      </w:r>
+      <w:r>
+        <w:rPr>
+          <w:b/>
+          <w:bCs/>
+          <w:i w:val="false"/>
+          <w:iCs w:val="false"/>
+        </w:rPr>
+        <w:t xml:space="preserve">strong</w:t>
+      </w:r>
+      <w:r>
+        <w:rPr>
+          <w:b w:val="false"/>
+          <w:bCs w:val="false"/>
+          <w:i w:val="false"/>
+          <w:iCs w:val="false"/>
+        </w:rPr>
+        <w:t xml:space="preserve">, </w:t>
+      </w:r>
+      <w:r>
+        <w:rPr>
+          <w:b/>
+          <w:bCs/>
+          <w:i w:val="false"/>
+          <w:iCs w:val="false"/>
+        </w:rPr>
+        <w:t xml:space="preserve">strong</w:t>
+      </w:r>
+      <w:r>
+        <w:rPr>
+          <w:b w:val="false"/>
+          <w:bCs w:val="false"/>
+          <w:i w:val="false"/>
+          <w:iCs w:val="false"/>
+        </w:rPr>
+        <w:t xml:space="preserve"> (also the same thing, two spellings).</w:t>
+      </w:r>
+    </w:p>
+    <w:p>
+      <w:pPr>
+        <w:pStyle w:val="Heading2"/>
+      </w:pPr>
+      <w:bookmarkStart w:name="code-spans" w:id="10"/>
+      <w:r>
+        <w:t xml:space="preserve">Code Spans</w:t>
+      </w:r>
+      <w:bookmarkEnd w:id="10"/>
+    </w:p>
+    <w:p>
+      <w:r>
+        <w:rPr>
+          <w:b w:val="false"/>
+          <w:bCs w:val="false"/>
+          <w:i w:val="false"/>
+          <w:iCs w:val="false"/>
+        </w:rPr>
+        <w:t xml:space="preserve">Syntax:</w:t>
+      </w:r>
+    </w:p>
+    <w:p>
+      <w:pPr>
+        <w:shd w:fill="F2F2F2" w:val="clear"/>
+      </w:pPr>
+      <w:r>
+        <w:rPr>
+          <w:rFonts w:ascii="Consolas" w:cs="Consolas" w:eastAsia="Consolas" w:hAnsi="Consolas"/>
+          <w:sz w:val="20"/>
+          <w:szCs w:val="20"/>
+        </w:rPr>
+        <w:t xml:space="preserve">Use `inline code` like this, for a variable name or a short command.</w:t>
+      </w:r>
+    </w:p>
+    <w:p>
+      <w:r>
+        <w:rPr>
+          <w:b w:val="false"/>
+          <w:bCs w:val="false"/>
+          <w:i w:val="false"/>
+          <w:iCs w:val="false"/>
+        </w:rPr>
+        <w:t xml:space="preserve">Output: use </w:t>
+      </w:r>
+      <w:r>
+        <w:rPr>
+          <w:rFonts w:ascii="Consolas" w:cs="Consolas" w:eastAsia="Consolas" w:hAnsi="Consolas"/>
+          <w:b w:val="false"/>
+          <w:bCs w:val="false"/>
+          <w:i w:val="false"/>
+          <w:iCs w:val="false"/>
+        </w:rPr>
+        <w:t xml:space="preserve">inline code</w:t>
+      </w:r>
+      <w:r>
+        <w:rPr>
+          <w:b w:val="false"/>
+          <w:bCs w:val="false"/>
+          <w:i w:val="false"/>
+          <w:iCs w:val="false"/>
+        </w:rPr>
+        <w:t xml:space="preserve"> like this, for a variable name or a short command.</w:t>
+      </w:r>
+    </w:p>
+    <w:p>
+      <w:pPr>
+        <w:pStyle w:val="Heading2"/>
+      </w:pPr>
+      <w:bookmarkStart w:name="fenced-code-blocks" w:id="11"/>
+      <w:r>
+        <w:t xml:space="preserve">Fenced Code Blocks</w:t>
+      </w:r>
+      <w:bookmarkEnd w:id="11"/>
+    </w:p>
+    <w:p>
+      <w:r>
+        <w:rPr>
+          <w:b w:val="false"/>
+          <w:bCs w:val="false"/>
+          <w:i w:val="false"/>
+          <w:iCs w:val="false"/>
+        </w:rPr>
+        <w:t xml:space="preserve">Syntax (shown here inside a </w:t>
+      </w:r>
+      <w:r>
+        <w:rPr>
+          <w:rFonts w:ascii="Consolas" w:cs="Consolas" w:eastAsia="Consolas" w:hAnsi="Consolas"/>
+          <w:b w:val="false"/>
+          <w:bCs w:val="false"/>
+          <w:i w:val="false"/>
+          <w:iCs w:val="false"/>
+        </w:rPr>
+        <w:t xml:space="preserve">~~~</w:t>
+      </w:r>
+      <w:r>
+        <w:rPr>
+          <w:b w:val="false"/>
+          <w:bCs w:val="false"/>
+          <w:i w:val="false"/>
+          <w:iCs w:val="false"/>
+        </w:rPr>
+        <w:t xml:space="preserve">-fenced block so the </w:t>
+      </w:r>
+      <w:r>
+        <w:rPr>
+          <w:rFonts w:ascii="Consolas" w:cs="Consolas" w:eastAsia="Consolas" w:hAnsi="Consolas"/>
+          <w:b w:val="false"/>
+          <w:bCs w:val="false"/>
+          <w:i w:val="false"/>
+          <w:iCs w:val="false"/>
+        </w:rPr>
+        <w:t xml:space="preserve">```</w:t>
+      </w:r>
+      <w:r>
+        <w:rPr>
+          <w:b w:val="false"/>
+          <w:bCs w:val="false"/>
+          <w:i w:val="false"/>
+          <w:iCs w:val="false"/>
+        </w:rPr>
+        <w:t xml:space="preserve"> fence itself can appear literally):</w:t>
+      </w:r>
+    </w:p>
+    <w:p>
+      <w:pPr>
+        <w:shd w:fill="F2F2F2" w:val="clear"/>
+      </w:pPr>
+      <w:r>
+        <w:rPr>
+          <w:rFonts w:ascii="Consolas" w:cs="Consolas" w:eastAsia="Consolas" w:hAnsi="Consolas"/>
+          <w:sz w:val="20"/>
+          <w:szCs w:val="20"/>
+        </w:rPr>
+        <w:t xml:space="preserve">```js</w:t>
+      </w:r>
+      <w:r>
+        <w:rPr>
+          <w:rFonts w:ascii="Consolas" w:cs="Consolas" w:eastAsia="Consolas" w:hAnsi="Consolas"/>
+        </w:rPr>
+        <w:br/>
+        <w:t xml:space="preserve"/>
+      </w:r>
+      <w:r>
+        <w:rPr>
+          <w:rFonts w:ascii="Consolas" w:cs="Consolas" w:eastAsia="Consolas" w:hAnsi="Consolas"/>
+          <w:sz w:val="20"/>
+          <w:szCs w:val="20"/>
+        </w:rPr>
+        <w:t xml:space="preserve">const x = 1;</w:t>
+      </w:r>
+      <w:r>
+        <w:rPr>
+          <w:rFonts w:ascii="Consolas" w:cs="Consolas" w:eastAsia="Consolas" w:hAnsi="Consolas"/>
+        </w:rPr>
+        <w:br/>
+        <w:t xml:space="preserve"/>
+      </w:r>
+      <w:r>
+        <w:rPr>
+          <w:rFonts w:ascii="Consolas" w:cs="Consolas" w:eastAsia="Consolas" w:hAnsi="Consolas"/>
+          <w:sz w:val="20"/>
+          <w:szCs w:val="20"/>
+        </w:rPr>
+        <w:t xml:space="preserve">console.log(x);</w:t>
+      </w:r>
+      <w:r>
+        <w:rPr>
+          <w:rFonts w:ascii="Consolas" w:cs="Consolas" w:eastAsia="Consolas" w:hAnsi="Consolas"/>
+        </w:rPr>
+        <w:br/>
+        <w:t xml:space="preserve"/>
+      </w:r>
+      <w:r>
+        <w:rPr>
+          <w:rFonts w:ascii="Consolas" w:cs="Consolas" w:eastAsia="Consolas" w:hAnsi="Consolas"/>
+          <w:sz w:val="20"/>
+          <w:szCs w:val="20"/>
+        </w:rPr>
+        <w:t xml:space="preserve">```</w:t>
+      </w:r>
+    </w:p>
+    <w:p>
+      <w:r>
+        <w:rPr>
+          <w:b w:val="false"/>
+          <w:bCs w:val="false"/>
+          <w:i w:val="false"/>
+          <w:iCs w:val="false"/>
+        </w:rPr>
+        <w:t xml:space="preserve">Output:</w:t>
+      </w:r>
+    </w:p>
+    <w:p>
+      <w:pPr>
+        <w:shd w:fill="F2F2F2" w:val="clear"/>
+      </w:pPr>
+      <w:r>
+        <w:rPr>
+          <w:rFonts w:ascii="Consolas" w:cs="Consolas" w:eastAsia="Consolas" w:hAnsi="Consolas"/>
+          <w:sz w:val="20"/>
+          <w:szCs w:val="20"/>
+        </w:rPr>
+        <w:t xml:space="preserve">const x = 1;</w:t>
+      </w:r>
+      <w:r>
+        <w:rPr>
+          <w:rFonts w:ascii="Consolas" w:cs="Consolas" w:eastAsia="Consolas" w:hAnsi="Consolas"/>
+        </w:rPr>
+        <w:br/>
+        <w:t xml:space="preserve"/>
+      </w:r>
+      <w:r>
+        <w:rPr>
+          <w:rFonts w:ascii="Consolas" w:cs="Consolas" w:eastAsia="Consolas" w:hAnsi="Consolas"/>
+          <w:sz w:val="20"/>
+          <w:szCs w:val="20"/>
+        </w:rPr>
+        <w:t xml:space="preserve">console.log(x);</w:t>
+      </w:r>
+    </w:p>
+    <w:p>
+      <w:r>
+        <w:rPr>
+          <w:b w:val="false"/>
+          <w:bCs w:val="false"/>
+          <w:i w:val="false"/>
+          <w:iCs w:val="false"/>
+        </w:rPr>
+        <w:t xml:space="preserve">The language after the opening fence (</w:t>
+      </w:r>
+      <w:r>
+        <w:rPr>
+          <w:rFonts w:ascii="Consolas" w:cs="Consolas" w:eastAsia="Consolas" w:hAnsi="Consolas"/>
+          <w:b w:val="false"/>
+          <w:bCs w:val="false"/>
+          <w:i w:val="false"/>
+          <w:iCs w:val="false"/>
+        </w:rPr>
+        <w:t xml:space="preserve">js</w:t>
+      </w:r>
+      <w:r>
+        <w:rPr>
+          <w:b w:val="false"/>
+          <w:bCs w:val="false"/>
+          <w:i w:val="false"/>
+          <w:iCs w:val="false"/>
+        </w:rPr>
+        <w:t xml:space="preserve"> above) is optional and carried through as a CSS class on Web/EPUB output for syntax-highlighting tools to key off; DOCX and PDF render the content in a monospace font regardless of language.</w:t>
+      </w:r>
+    </w:p>
+    <w:p>
+      <w:pPr>
+        <w:pStyle w:val="Heading2"/>
+      </w:pPr>
+      <w:bookmarkStart w:name="blockquotes" w:id="12"/>
+      <w:r>
+        <w:t xml:space="preserve">Blockquotes</w:t>
+      </w:r>
+      <w:bookmarkEnd w:id="12"/>
+    </w:p>
+    <w:p>
+      <w:r>
+        <w:rPr>
+          <w:b w:val="false"/>
+          <w:bCs w:val="false"/>
+          <w:i w:val="false"/>
+          <w:iCs w:val="false"/>
+        </w:rPr>
+        <w:t xml:space="preserve">Syntax:</w:t>
+      </w:r>
+    </w:p>
+    <w:p>
+      <w:pPr>
+        <w:shd w:fill="F2F2F2" w:val="clear"/>
+      </w:pPr>
+      <w:r>
+        <w:rPr>
+          <w:rFonts w:ascii="Consolas" w:cs="Consolas" w:eastAsia="Consolas" w:hAnsi="Consolas"/>
+          <w:sz w:val="20"/>
+          <w:szCs w:val="20"/>
+        </w:rPr>
+        <w:t xml:space="preserve">&gt; A blockquote line.</w:t>
+      </w:r>
+      <w:r>
+        <w:rPr>
+          <w:rFonts w:ascii="Consolas" w:cs="Consolas" w:eastAsia="Consolas" w:hAnsi="Consolas"/>
+        </w:rPr>
+        <w:br/>
+        <w:t xml:space="preserve"/>
+      </w:r>
+      <w:r>
+        <w:rPr>
+          <w:rFonts w:ascii="Consolas" w:cs="Consolas" w:eastAsia="Consolas" w:hAnsi="Consolas"/>
+          <w:sz w:val="20"/>
+          <w:szCs w:val="20"/>
+        </w:rPr>
+        <w:t xml:space="preserve">&gt; A second line joins the first as one paragraph inside the quote.</w:t>
+      </w:r>
+      <w:r>
+        <w:rPr>
+          <w:rFonts w:ascii="Consolas" w:cs="Consolas" w:eastAsia="Consolas" w:hAnsi="Consolas"/>
+        </w:rPr>
+        <w:br/>
+        <w:t xml:space="preserve"/>
+      </w:r>
+      <w:r>
+        <w:rPr>
+          <w:rFonts w:ascii="Consolas" w:cs="Consolas" w:eastAsia="Consolas" w:hAnsi="Consolas"/>
+          <w:sz w:val="20"/>
+          <w:szCs w:val="20"/>
+        </w:rPr>
+        <w:t xml:space="preserve"/>
+      </w:r>
+      <w:r>
+        <w:rPr>
+          <w:rFonts w:ascii="Consolas" w:cs="Consolas" w:eastAsia="Consolas" w:hAnsi="Consolas"/>
+        </w:rPr>
+        <w:br/>
+        <w:t xml:space="preserve"/>
+      </w:r>
+      <w:r>
+        <w:rPr>
+          <w:rFonts w:ascii="Consolas" w:cs="Consolas" w:eastAsia="Consolas" w:hAnsi="Consolas"/>
+          <w:sz w:val="20"/>
+          <w:szCs w:val="20"/>
+        </w:rPr>
+        <w:t xml:space="preserve">&gt;&gt; A nested quote (one more leading "&gt;" per level).</w:t>
+      </w:r>
+    </w:p>
+    <w:p>
+      <w:r>
+        <w:rPr>
+          <w:b w:val="false"/>
+          <w:bCs w:val="false"/>
+          <w:i w:val="false"/>
+          <w:iCs w:val="false"/>
+        </w:rPr>
+        <w:t xml:space="preserve">Output:</w:t>
+      </w:r>
+    </w:p>
+    <w:p>
+      <w:pPr>
+        <w:ind w:left="720"/>
+      </w:pPr>
+      <w:r>
+        <w:rPr>
+          <w:b w:val="false"/>
+          <w:bCs w:val="false"/>
+          <w:i w:val="false"/>
+          <w:iCs w:val="false"/>
+        </w:rPr>
+        <w:t xml:space="preserve">A blockquote line. A second line joins the first as one paragraph inside the quote.</w:t>
+      </w:r>
+    </w:p>
+    <w:p>
+      <w:pPr>
+        <w:ind w:left="720"/>
+      </w:pPr>
+      <w:r>
+        <w:rPr>
+          <w:b w:val="false"/>
+          <w:bCs w:val="false"/>
+          <w:i w:val="false"/>
+          <w:iCs w:val="false"/>
+        </w:rPr>
+        <w:t xml:space="preserve">A nested quote — one level deeper than the one above.</w:t>
+      </w:r>
+    </w:p>
+    <w:p>
+      <w:pPr>
+        <w:pStyle w:val="Heading2"/>
+      </w:pPr>
+      <w:bookmarkStart w:name="lists" w:id="13"/>
+      <w:r>
+        <w:t xml:space="preserve">Lists</w:t>
+      </w:r>
+      <w:bookmarkEnd w:id="13"/>
+    </w:p>
+    <w:p>
+      <w:r>
+        <w:rPr>
+          <w:b w:val="false"/>
+          <w:bCs w:val="false"/>
+          <w:i w:val="false"/>
+          <w:iCs w:val="false"/>
+        </w:rPr>
+        <w:t xml:space="preserve">Syntax:</w:t>
+      </w:r>
+    </w:p>
+    <w:p>
+      <w:pPr>
+        <w:shd w:fill="F2F2F2" w:val="clear"/>
+      </w:pPr>
+      <w:r>
+        <w:rPr>
+          <w:rFonts w:ascii="Consolas" w:cs="Consolas" w:eastAsia="Consolas" w:hAnsi="Consolas"/>
+          <w:sz w:val="20"/>
+          <w:szCs w:val="20"/>
+        </w:rPr>
+        <w:t xml:space="preserve">- An unordered item</w:t>
+      </w:r>
+      <w:r>
+        <w:rPr>
+          <w:rFonts w:ascii="Consolas" w:cs="Consolas" w:eastAsia="Consolas" w:hAnsi="Consolas"/>
+        </w:rPr>
+        <w:br/>
+        <w:t xml:space="preserve"/>
+      </w:r>
+      <w:r>
+        <w:rPr>
+          <w:rFonts w:ascii="Consolas" w:cs="Consolas" w:eastAsia="Consolas" w:hAnsi="Consolas"/>
+          <w:sz w:val="20"/>
+          <w:szCs w:val="20"/>
+        </w:rPr>
+        <w:t xml:space="preserve">- Another item</w:t>
+      </w:r>
+      <w:r>
+        <w:rPr>
+          <w:rFonts w:ascii="Consolas" w:cs="Consolas" w:eastAsia="Consolas" w:hAnsi="Consolas"/>
+        </w:rPr>
+        <w:br/>
+        <w:t xml:space="preserve"/>
+      </w:r>
+      <w:r>
+        <w:rPr>
+          <w:rFonts w:ascii="Consolas" w:cs="Consolas" w:eastAsia="Consolas" w:hAnsi="Consolas"/>
+          <w:sz w:val="20"/>
+          <w:szCs w:val="20"/>
+        </w:rPr>
+        <w:t xml:space="preserve">  - A nested item (indent it under the item it belongs to)</w:t>
+      </w:r>
+      <w:r>
+        <w:rPr>
+          <w:rFonts w:ascii="Consolas" w:cs="Consolas" w:eastAsia="Consolas" w:hAnsi="Consolas"/>
+        </w:rPr>
+        <w:br/>
+        <w:t xml:space="preserve"/>
+      </w:r>
+      <w:r>
+        <w:rPr>
+          <w:rFonts w:ascii="Consolas" w:cs="Consolas" w:eastAsia="Consolas" w:hAnsi="Consolas"/>
+          <w:sz w:val="20"/>
+          <w:szCs w:val="20"/>
+        </w:rPr>
+        <w:t xml:space="preserve">- Back at the outer level</w:t>
+      </w:r>
+      <w:r>
+        <w:rPr>
+          <w:rFonts w:ascii="Consolas" w:cs="Consolas" w:eastAsia="Consolas" w:hAnsi="Consolas"/>
+        </w:rPr>
+        <w:br/>
+        <w:t xml:space="preserve"/>
+      </w:r>
+      <w:r>
+        <w:rPr>
+          <w:rFonts w:ascii="Consolas" w:cs="Consolas" w:eastAsia="Consolas" w:hAnsi="Consolas"/>
+          <w:sz w:val="20"/>
+          <w:szCs w:val="20"/>
+        </w:rPr>
+        <w:t xml:space="preserve"/>
+      </w:r>
+      <w:r>
+        <w:rPr>
+          <w:rFonts w:ascii="Consolas" w:cs="Consolas" w:eastAsia="Consolas" w:hAnsi="Consolas"/>
+        </w:rPr>
+        <w:br/>
+        <w:t xml:space="preserve"/>
+      </w:r>
+      <w:r>
+        <w:rPr>
+          <w:rFonts w:ascii="Consolas" w:cs="Consolas" w:eastAsia="Consolas" w:hAnsi="Consolas"/>
+          <w:sz w:val="20"/>
+          <w:szCs w:val="20"/>
+        </w:rPr>
+        <w:t xml:space="preserve">1. An ordered item</w:t>
+      </w:r>
+      <w:r>
+        <w:rPr>
+          <w:rFonts w:ascii="Consolas" w:cs="Consolas" w:eastAsia="Consolas" w:hAnsi="Consolas"/>
+        </w:rPr>
+        <w:br/>
+        <w:t xml:space="preserve"/>
+      </w:r>
+      <w:r>
+        <w:rPr>
+          <w:rFonts w:ascii="Consolas" w:cs="Consolas" w:eastAsia="Consolas" w:hAnsi="Consolas"/>
+          <w:sz w:val="20"/>
+          <w:szCs w:val="20"/>
+        </w:rPr>
+        <w:t xml:space="preserve">2. Another ordered item</w:t>
+      </w:r>
+    </w:p>
+    <w:p>
+      <w:r>
+        <w:rPr>
+          <w:b w:val="false"/>
+          <w:bCs w:val="false"/>
+          <w:i w:val="false"/>
+          <w:iCs w:val="false"/>
+        </w:rPr>
+        <w:t xml:space="preserve">Output:</w:t>
+      </w:r>
+    </w:p>
+    <w:p>
+      <w:pPr>
+        <w:pStyle w:val="ListParagraph"/>
+        <w:numPr>
+          <w:ilvl w:val="0"/>
+          <w:numId w:val="1"/>
+        </w:numPr>
+      </w:pPr>
+      <w:r>
+        <w:rPr>
+          <w:b w:val="false"/>
+          <w:bCs w:val="false"/>
+          <w:i w:val="false"/>
+          <w:iCs w:val="false"/>
+        </w:rPr>
+        <w:t xml:space="preserve">An unordered item</w:t>
+      </w:r>
+    </w:p>
+    <w:p>
+      <w:pPr>
+        <w:pStyle w:val="ListParagraph"/>
+        <w:numPr>
+          <w:ilvl w:val="0"/>
+          <w:numId w:val="1"/>
+        </w:numPr>
+      </w:pPr>
+      <w:r>
+        <w:rPr>
+          <w:b w:val="false"/>
+          <w:bCs w:val="false"/>
+          <w:i w:val="false"/>
+          <w:iCs w:val="false"/>
+        </w:rPr>
+        <w:t xml:space="preserve">Another item</w:t>
+      </w:r>
+    </w:p>
+    <w:p>
+      <w:pPr>
+        <w:pStyle w:val="ListParagraph"/>
+        <w:numPr>
+          <w:ilvl w:val="1"/>
+          <w:numId w:val="1"/>
+        </w:numPr>
+      </w:pPr>
+      <w:r>
+        <w:rPr>
+          <w:b w:val="false"/>
+          <w:bCs w:val="false"/>
+          <w:i w:val="false"/>
+          <w:iCs w:val="false"/>
+        </w:rPr>
+        <w:t xml:space="preserve">A nested item</w:t>
+      </w:r>
+    </w:p>
+    <w:p>
+      <w:pPr>
+        <w:pStyle w:val="ListParagraph"/>
+        <w:numPr>
+          <w:ilvl w:val="0"/>
+          <w:numId w:val="1"/>
+        </w:numPr>
+      </w:pPr>
+      <w:r>
+        <w:rPr>
+          <w:b w:val="false"/>
+          <w:bCs w:val="false"/>
+          <w:i w:val="false"/>
+          <w:iCs w:val="false"/>
+        </w:rPr>
+        <w:t xml:space="preserve">Back at the outer level</w:t>
+      </w:r>
+    </w:p>
+    <w:p>
+      <w:pPr>
+        <w:pStyle w:val="ListParagraph"/>
+        <w:numPr>
+          <w:ilvl w:val="0"/>
+          <w:numId w:val="2"/>
+        </w:numPr>
+      </w:pPr>
+      <w:r>
+        <w:rPr>
+          <w:b w:val="false"/>
+          <w:bCs w:val="false"/>
+          <w:i w:val="false"/>
+          <w:iCs w:val="false"/>
+        </w:rPr>
+        <w:t xml:space="preserve">An ordered item</w:t>
+      </w:r>
+    </w:p>
+    <w:p>
+      <w:pPr>
+        <w:pStyle w:val="ListParagraph"/>
+        <w:numPr>
+          <w:ilvl w:val="0"/>
+          <w:numId w:val="2"/>
+        </w:numPr>
+      </w:pPr>
+      <w:r>
+        <w:rPr>
+          <w:b w:val="false"/>
+          <w:bCs w:val="false"/>
+          <w:i w:val="false"/>
+          <w:iCs w:val="false"/>
+        </w:rPr>
+        <w:t xml:space="preserve">Another ordered item</w:t>
+      </w:r>
+    </w:p>
+    <w:p>
+      <w:r>
+        <w:rPr>
+          <w:b w:val="false"/>
+          <w:bCs w:val="false"/>
+          <w:i w:val="false"/>
+          <w:iCs w:val="false"/>
+        </w:rPr>
+        <w:t xml:space="preserve">Note: a list item's own content is always exactly one line — there is no continuation-line support for a single item spanning multiple paragraphs.</w:t>
+      </w:r>
+    </w:p>
+    <w:p>
+      <w:pPr>
+        <w:pStyle w:val="Heading2"/>
+      </w:pPr>
+      <w:bookmarkStart w:name="images" w:id="14"/>
+      <w:r>
+        <w:t xml:space="preserve">Images</w:t>
+      </w:r>
+      <w:bookmarkEnd w:id="14"/>
+    </w:p>
+    <w:p>
+      <w:r>
+        <w:rPr>
+          <w:b w:val="false"/>
+          <w:bCs w:val="false"/>
+          <w:i w:val="false"/>
+          <w:iCs w:val="false"/>
+        </w:rPr>
+        <w:t xml:space="preserve">Syntax:</w:t>
+      </w:r>
+    </w:p>
+    <w:p>
+      <w:pPr>
+        <w:shd w:fill="F2F2F2" w:val="clear"/>
+      </w:pPr>
+      <w:r>
+        <w:rPr>
+          <w:rFonts w:ascii="Consolas" w:cs="Consolas" w:eastAsia="Consolas" w:hAnsi="Consolas"/>
+          <w:sz w:val="20"/>
+          <w:szCs w:val="20"/>
+        </w:rPr>
+        <w:t xml:space="preserve">![A short diagram](diagram.png)</w:t>
+      </w:r>
+    </w:p>
+    <w:p>
+      <w:r>
+        <w:rPr>
+          <w:b w:val="false"/>
+          <w:bCs w:val="false"/>
+          <w:i w:val="false"/>
+          <w:iCs w:val="false"/>
+        </w:rPr>
+        <w:t xml:space="preserve">Output: </w:t>
+      </w:r>
+      <w:r>
+        <w:rPr>
+          <w:i/>
+          <w:iCs/>
+        </w:rPr>
+        <w:t xml:space="preserve">[Image: A short diagram]</w:t>
+      </w:r>
+    </w:p>
+    <w:p>
+      <w:r>
+        <w:rPr>
+          <w:b w:val="false"/>
+          <w:bCs w:val="false"/>
+          <w:i w:val="false"/>
+          <w:iCs w:val="false"/>
+        </w:rPr>
+        <w:t xml:space="preserve">Image </w:t>
+      </w:r>
+      <w:r>
+        <w:rPr>
+          <w:b w:val="false"/>
+          <w:bCs w:val="false"/>
+          <w:i/>
+          <w:iCs/>
+        </w:rPr>
+        <w:t xml:space="preserve">syntax</w:t>
+      </w:r>
+      <w:r>
+        <w:rPr>
+          <w:b w:val="false"/>
+          <w:bCs w:val="false"/>
+          <w:i w:val="false"/>
+          <w:iCs w:val="false"/>
+        </w:rPr>
+        <w:t xml:space="preserve"> is fully supported everywhere above, but embedding the actual file is not finished yet: Web/EPUB reference the path as written (broken unless you copy the file alongside the output yourself), and DOCX/PDF currently render a </w:t>
+      </w:r>
+      <w:r>
+        <w:rPr>
+          <w:rFonts w:ascii="Consolas" w:cs="Consolas" w:eastAsia="Consolas" w:hAnsi="Consolas"/>
+          <w:b w:val="false"/>
+          <w:bCs w:val="false"/>
+          <w:i w:val="false"/>
+          <w:iCs w:val="false"/>
+        </w:rPr>
+        <w:t xml:space="preserve">[Image: alt text]</w:t>
+      </w:r>
+      <w:r>
+        <w:rPr>
+          <w:b w:val="false"/>
+          <w:bCs w:val="false"/>
+          <w:i w:val="false"/>
+          <w:iCs w:val="false"/>
+        </w:rPr>
+        <w:t xml:space="preserve"> placeholder instead of the picture.</w:t>
+      </w:r>
+    </w:p>
+    <w:p>
+      <w:pPr>
+        <w:pStyle w:val="Heading2"/>
+      </w:pPr>
+      <w:bookmarkStart w:name="links-and-cross-references" w:id="15"/>
+      <w:r>
+        <w:t xml:space="preserve">Links and Cross-References</w:t>
+      </w:r>
+      <w:bookmarkEnd w:id="15"/>
+    </w:p>
+    <w:p>
+      <w:r>
+        <w:rPr>
+          <w:b w:val="false"/>
+          <w:bCs w:val="false"/>
+          <w:i w:val="false"/>
+          <w:iCs w:val="false"/>
+        </w:rPr>
+        <w:t xml:space="preserve">Syntax:</w:t>
+      </w:r>
+    </w:p>
+    <w:p>
+      <w:pPr>
+        <w:shd w:fill="F2F2F2" w:val="clear"/>
+      </w:pPr>
+      <w:r>
+        <w:rPr>
+          <w:rFonts w:ascii="Consolas" w:cs="Consolas" w:eastAsia="Consolas" w:hAnsi="Consolas"/>
+          <w:sz w:val="20"/>
+          <w:szCs w:val="20"/>
+        </w:rPr>
+        <w:t xml:space="preserve">[An external link](https://example.com)</w:t>
+      </w:r>
+      <w:r>
+        <w:rPr>
+          <w:rFonts w:ascii="Consolas" w:cs="Consolas" w:eastAsia="Consolas" w:hAnsi="Consolas"/>
+        </w:rPr>
+        <w:br/>
+        <w:t xml:space="preserve"/>
+      </w:r>
+      <w:r>
+        <w:rPr>
+          <w:rFonts w:ascii="Consolas" w:cs="Consolas" w:eastAsia="Consolas" w:hAnsi="Consolas"/>
+          <w:sz w:val="20"/>
+          <w:szCs w:val="20"/>
+        </w:rPr>
+        <w:t xml:space="preserve">[A cross-reference to a heading in this Publication](#setup)</w:t>
+      </w:r>
+    </w:p>
+    <w:p>
+      <w:r>
+        <w:rPr>
+          <w:b w:val="false"/>
+          <w:bCs w:val="false"/>
+          <w:i w:val="false"/>
+          <w:iCs w:val="false"/>
+        </w:rPr>
+        <w:t xml:space="preserve">Output: </w:t>
+      </w:r>
+      <w:hyperlink w:history="1" r:id="rId23dxoonppcnyo-lxotwvi">
+        <w:r>
+          <w:rPr>
+            <w:rStyle w:val="Hyperlink"/>
+            <w:b w:val="false"/>
+            <w:bCs w:val="false"/>
+            <w:i w:val="false"/>
+            <w:iCs w:val="false"/>
+          </w:rPr>
+          <w:t xml:space="preserve">an external link</w:t>
+        </w:r>
+      </w:hyperlink>
+      <w:r>
+        <w:rPr>
+          <w:b w:val="false"/>
+          <w:bCs w:val="false"/>
+          <w:i w:val="false"/>
+          <w:iCs w:val="false"/>
+        </w:rPr>
+        <w:t xml:space="preserve"> goes anywhere on the web with no validation. </w:t>
+      </w:r>
+      <w:hyperlink w:history="1" w:anchor="setup">
+        <w:r>
+          <w:rPr>
+            <w:rStyle w:val="Hyperlink"/>
+            <w:b w:val="false"/>
+            <w:bCs w:val="false"/>
+            <w:i w:val="false"/>
+            <w:iCs w:val="false"/>
+          </w:rPr>
+          <w:t xml:space="preserve">Setup</w:t>
+        </w:r>
+      </w:hyperlink>
+      <w:r>
+        <w:rPr>
+          <w:b w:val="false"/>
+          <w:bCs w:val="false"/>
+          <w:i w:val="false"/>
+          <w:iCs w:val="false"/>
+        </w:rPr>
+        <w:t xml:space="preserve"> is a cross-reference — md-publisher checks at build time (and live, as you type) that a heading named "Setup" actually exists somewhere in the Publication, and refuses to generate any output at all if it does not.</w:t>
+      </w:r>
+    </w:p>
+    <w:p>
+      <w:pPr>
+        <w:pStyle w:val="Heading2"/>
+      </w:pPr>
+      <w:bookmarkStart w:name="thematic-breaks" w:id="16"/>
+      <w:r>
+        <w:t xml:space="preserve">Thematic Breaks</w:t>
+      </w:r>
+      <w:bookmarkEnd w:id="16"/>
+    </w:p>
+    <w:p>
+      <w:r>
+        <w:rPr>
+          <w:b w:val="false"/>
+          <w:bCs w:val="false"/>
+          <w:i w:val="false"/>
+          <w:iCs w:val="false"/>
+        </w:rPr>
+        <w:t xml:space="preserve">Syntax:</w:t>
+      </w:r>
+    </w:p>
+    <w:p>
+      <w:pPr>
+        <w:shd w:fill="F2F2F2" w:val="clear"/>
+      </w:pPr>
+      <w:r>
+        <w:rPr>
+          <w:rFonts w:ascii="Consolas" w:cs="Consolas" w:eastAsia="Consolas" w:hAnsi="Consolas"/>
+          <w:sz w:val="20"/>
+          <w:szCs w:val="20"/>
+        </w:rPr>
+        <w:t xml:space="preserve">---</w:t>
+      </w:r>
+    </w:p>
+    <w:p>
+      <w:r>
+        <w:rPr>
+          <w:b w:val="false"/>
+          <w:bCs w:val="false"/>
+          <w:i w:val="false"/>
+          <w:iCs w:val="false"/>
+        </w:rPr>
+        <w:t xml:space="preserve">(</w:t>
+      </w:r>
+      <w:r>
+        <w:rPr>
+          <w:rFonts w:ascii="Consolas" w:cs="Consolas" w:eastAsia="Consolas" w:hAnsi="Consolas"/>
+          <w:b w:val="false"/>
+          <w:bCs w:val="false"/>
+          <w:i w:val="false"/>
+          <w:iCs w:val="false"/>
+        </w:rPr>
+        <w:t xml:space="preserve">***</w:t>
+      </w:r>
+      <w:r>
+        <w:rPr>
+          <w:b w:val="false"/>
+          <w:bCs w:val="false"/>
+          <w:i w:val="false"/>
+          <w:iCs w:val="false"/>
+        </w:rPr>
+        <w:t xml:space="preserve"> and </w:t>
+      </w:r>
+      <w:r>
+        <w:rPr>
+          <w:rFonts w:ascii="Consolas" w:cs="Consolas" w:eastAsia="Consolas" w:hAnsi="Consolas"/>
+          <w:b w:val="false"/>
+          <w:bCs w:val="false"/>
+          <w:i w:val="false"/>
+          <w:iCs w:val="false"/>
+        </w:rPr>
+        <w:t xml:space="preserve">___</w:t>
+      </w:r>
+      <w:r>
+        <w:rPr>
+          <w:b w:val="false"/>
+          <w:bCs w:val="false"/>
+          <w:i w:val="false"/>
+          <w:iCs w:val="false"/>
+        </w:rPr>
+        <w:t xml:space="preserve"> work identically.) Output, immediately below this paragraph:</w:t>
+      </w:r>
+    </w:p>
+    <w:p>
+      <w:pPr>
+        <w:jc w:val="center"/>
+      </w:pPr>
+      <w:r>
+        <w:t xml:space="preserve">────────────────────────────────────────</w:t>
+      </w:r>
+    </w:p>
+    <w:p>
+      <w:r>
+        <w:rPr>
+          <w:b w:val="false"/>
+          <w:bCs w:val="false"/>
+          <w:i w:val="false"/>
+          <w:iCs w:val="false"/>
+        </w:rPr>
+        <w:t xml:space="preserve">See </w:t>
+      </w:r>
+      <w:hyperlink w:history="1" w:anchor="introduction">
+        <w:r>
+          <w:rPr>
+            <w:rStyle w:val="Hyperlink"/>
+            <w:b w:val="false"/>
+            <w:bCs w:val="false"/>
+            <w:i w:val="false"/>
+            <w:iCs w:val="false"/>
+          </w:rPr>
+          <w:t xml:space="preserve">Introduction</w:t>
+        </w:r>
+      </w:hyperlink>
+      <w:r>
+        <w:rPr>
+          <w:b w:val="false"/>
+          <w:bCs w:val="false"/>
+          <w:i w:val="false"/>
+          <w:iCs w:val="false"/>
+        </w:rPr>
+        <w:t xml:space="preserve"> to start over, or </w:t>
+      </w:r>
+      <w:hyperlink w:history="1" w:anchor="advanced-topics">
+        <w:r>
+          <w:rPr>
+            <w:rStyle w:val="Hyperlink"/>
+            <w:b w:val="false"/>
+            <w:bCs w:val="false"/>
+            <w:i w:val="false"/>
+            <w:iCs w:val="false"/>
+          </w:rPr>
+          <w:t xml:space="preserve">Advanced Topics</w:t>
+        </w:r>
+      </w:hyperlink>
+      <w:r>
+        <w:rPr>
+          <w:b w:val="false"/>
+          <w:bCs w:val="false"/>
+          <w:i w:val="false"/>
+          <w:iCs w:val="false"/>
+        </w:rPr>
+        <w:t xml:space="preserve"> for how Structure Violations and the EPUB table-of-contents marker work.</w:t>
       </w:r>
     </w:p>
     <w:sectPr>
@@ -487,6 +1942,12 @@
   </w:abstractNum>
   <w:num w:numId="1">
     <w:abstractNumId w:val="1"/>
+    <w:lvlOverride w:ilvl="0">
+      <w:startOverride w:val="1"/>
+    </w:lvlOverride>
+  </w:num>
+  <w:num w:numId="2">
+    <w:abstractNumId w:val="2"/>
     <w:lvlOverride w:ilvl="0">
       <w:startOverride w:val="1"/>
     </w:lvlOverride>
